--- a/quarto/docu_doc.docx
+++ b/quarto/docu_doc.docx
@@ -18,99 +18,83 @@
         <w:t xml:space="preserve">John Doe</w:t>
       </w:r>
     </w:p>
-    <w:bookmarkStart w:id="20" w:name="output-file-docuabc.docx"/>
+    <w:bookmarkStart w:id="30" w:name="abc"/>
     <w:p>
       <w:pPr>
         <w:pStyle w:val="Heading1"/>
       </w:pPr>
       <w:r>
-        <w:t xml:space="preserve">output-file:</w:t>
-      </w:r>
-      <w:r>
-        <w:t xml:space="preserve"> </w:t>
-      </w:r>
-      <w:r>
-        <w:t xml:space="preserve">“docu/abc.docx”</w:t>
+        <w:t xml:space="preserve">Abc</w:t>
+      </w:r>
+    </w:p>
+    <w:p>
+      <w:pPr>
+        <w:pStyle w:val="FirstParagraph"/>
+      </w:pPr>
+      <w:r>
+        <w:t xml:space="preserve">text goes here….abc</w:t>
+      </w:r>
+    </w:p>
+    <w:bookmarkStart w:id="23" w:name="exercise-1"/>
+    <w:p>
+      <w:pPr>
+        <w:pStyle w:val="Heading2"/>
+      </w:pPr>
+      <w:r>
+        <w:t xml:space="preserve">Exercise 1</w:t>
+      </w:r>
+    </w:p>
+    <w:bookmarkStart w:id="20" w:name="a"/>
+    <w:p>
+      <w:pPr>
+        <w:pStyle w:val="Heading3"/>
+      </w:pPr>
+      <w:r>
+        <w:t xml:space="preserve">a</w:t>
       </w:r>
     </w:p>
     <w:bookmarkEnd w:id="20"/>
-    <w:bookmarkStart w:id="31" w:name="abc"/>
+    <w:bookmarkStart w:id="21" w:name="b"/>
     <w:p>
       <w:pPr>
-        <w:pStyle w:val="Heading1"/>
-      </w:pPr>
-      <w:r>
-        <w:t xml:space="preserve">Abc</w:t>
-      </w:r>
-    </w:p>
-    <w:p>
-      <w:pPr>
-        <w:pStyle w:val="FirstParagraph"/>
-      </w:pPr>
-      <w:r>
-        <w:t xml:space="preserve">text goes here….abc</w:t>
-      </w:r>
-    </w:p>
-    <w:bookmarkStart w:id="24" w:name="exercise-1"/>
-    <w:p>
-      <w:pPr>
-        <w:pStyle w:val="Heading2"/>
-      </w:pPr>
-      <w:r>
-        <w:t xml:space="preserve">Exercise 1</w:t>
-      </w:r>
-    </w:p>
-    <w:bookmarkStart w:id="21" w:name="a"/>
-    <w:p>
-      <w:pPr>
         <w:pStyle w:val="Heading3"/>
       </w:pPr>
       <w:r>
-        <w:t xml:space="preserve">a</w:t>
+        <w:t xml:space="preserve">b</w:t>
       </w:r>
     </w:p>
     <w:bookmarkEnd w:id="21"/>
-    <w:bookmarkStart w:id="22" w:name="b"/>
+    <w:bookmarkStart w:id="22" w:name="c"/>
     <w:p>
       <w:pPr>
         <w:pStyle w:val="Heading3"/>
       </w:pPr>
       <w:r>
-        <w:t xml:space="preserve">b</w:t>
+        <w:t xml:space="preserve">c</w:t>
       </w:r>
     </w:p>
     <w:bookmarkEnd w:id="22"/>
-    <w:bookmarkStart w:id="23" w:name="c"/>
+    <w:bookmarkEnd w:id="23"/>
+    <w:bookmarkStart w:id="24" w:name="exercise-2"/>
     <w:p>
       <w:pPr>
-        <w:pStyle w:val="Heading3"/>
-      </w:pPr>
-      <w:r>
-        <w:t xml:space="preserve">c</w:t>
+        <w:pStyle w:val="Heading2"/>
+      </w:pPr>
+      <w:r>
+        <w:t xml:space="preserve">Exercise 2</w:t>
       </w:r>
     </w:p>
-    <w:bookmarkEnd w:id="23"/>
     <w:bookmarkEnd w:id="24"/>
-    <w:bookmarkStart w:id="25" w:name="exercise-2"/>
+    <w:bookmarkStart w:id="29" w:name="exercise-3"/>
     <w:p>
       <w:pPr>
         <w:pStyle w:val="Heading2"/>
       </w:pPr>
       <w:r>
-        <w:t xml:space="preserve">Exercise 2</w:t>
+        <w:t xml:space="preserve">Exercise 3</w:t>
       </w:r>
     </w:p>
-    <w:bookmarkEnd w:id="25"/>
-    <w:bookmarkStart w:id="30" w:name="exercise-3"/>
-    <w:p>
-      <w:pPr>
-        <w:pStyle w:val="Heading2"/>
-      </w:pPr>
-      <w:r>
-        <w:t xml:space="preserve">Exercise 3</w:t>
-      </w:r>
-    </w:p>
-    <w:bookmarkStart w:id="29" w:name="a-1"/>
+    <w:bookmarkStart w:id="28" w:name="a-1"/>
     <w:p>
       <w:pPr>
         <w:pStyle w:val="Heading3"/>
@@ -128,18 +112,18 @@
           <wp:inline>
             <wp:extent cx="5295900" cy="3733800"/>
             <wp:effectExtent b="0" l="0" r="0" t="0"/>
-            <wp:docPr descr="Caption" title="" id="27" name="Picture"/>
+            <wp:docPr descr="Caption" title="" id="26" name="Picture"/>
             <a:graphic>
               <a:graphicData uri="http://schemas.openxmlformats.org/drawingml/2006/picture">
                 <pic:pic>
                   <pic:nvPicPr>
-                    <pic:cNvPr descr="images/elephant.png" id="28" name="Picture"/>
+                    <pic:cNvPr descr="images/elephant.png" id="27" name="Picture"/>
                     <pic:cNvPicPr>
                       <a:picLocks noChangeArrowheads="1" noChangeAspect="1"/>
                     </pic:cNvPicPr>
                   </pic:nvPicPr>
                   <pic:blipFill>
-                    <a:blip r:embed="rId26"/>
+                    <a:blip r:embed="rId25"/>
                     <a:stretch>
                       <a:fillRect/>
                     </a:stretch>
@@ -492,9 +476,9 @@
         </w:tc>
       </w:tr>
     </w:tbl>
+    <w:bookmarkEnd w:id="28"/>
     <w:bookmarkEnd w:id="29"/>
     <w:bookmarkEnd w:id="30"/>
-    <w:bookmarkEnd w:id="31"/>
     <w:sectPr>
       <w:footnotePr>
         <w:numRestart w:val="eachSect"/>
